--- a/projects/demo_cadre_training/output/b_mode/商务部分/assembled.docx
+++ b/projects/demo_cadre_training/output/b_mode/商务部分/assembled.docx
@@ -47,17 +47,42 @@
     </w:p>
     <w:p>
       <w:r>
-        <w:t>[此处插入 团队简历 材料]</w:t>
+        <w:t>==== DEMO PLACEHOLDER, NOT REAL ASSET ====</w:t>
       </w:r>
     </w:p>
     <w:p>
       <w:r>
-        <w:t xml:space="preserve">  lookup_key: 团队简历|part=商务部分|section_id=(二)|source=第六章商务部分:团队成员名单、资质证明</w:t>
+        <w:t>张三 简历(DEMO)</w:t>
       </w:r>
     </w:p>
     <w:p>
       <w:r>
-        <w:t xml:space="preserve">  (由 PlaceholderAssetsProvider 产出,真实材料待填)</w:t>
+        <w:t>姓名:张三(DEMO)</w:t>
+      </w:r>
+    </w:p>
+    <w:p>
+      <w:r>
+        <w:t>职务:项目经理</w:t>
+      </w:r>
+    </w:p>
+    <w:p>
+      <w:r>
+        <w:t>工作年限:10 年</w:t>
+      </w:r>
+    </w:p>
+    <w:p>
+      <w:r>
+        <w:t>项目经验:负责 X / Y / Z 三个示例项目(DEMO 占位)</w:t>
+      </w:r>
+    </w:p>
+    <w:p>
+      <w:r>
+        <w:t>本文件由 V3-1 demo 生成器产出,真实使用时请替换为真实简历。</w:t>
+      </w:r>
+    </w:p>
+    <w:p>
+      <w:r>
+        <w:t>==== DEMO PLACEHOLDER, NOT REAL ASSET ====</w:t>
       </w:r>
     </w:p>
     <w:p>
@@ -65,7 +90,7 @@
         <w:rPr>
           <w:i/>
         </w:rPr>
-        <w:t>(AssetRef 占位: is_placeholder=True, lookup_key=团队简历|part=商务部分|section_id=(二)|source=第六章商务部分:团队成员名单、资质证明)</w:t>
+        <w:t>(asset 来源: 20250301_demo_zhang_san.docx, kind=raw_docx)</w:t>
       </w:r>
     </w:p>
     <w:sectPr>
